--- a/documents/JCA/regional_anaesthesia_JCA_EN.docx
+++ b/documents/JCA/regional_anaesthesia_JCA_EN.docx
@@ -69,7 +69,7 @@
           <w:i/>
           <w:sz w:val="24"/>
         </w:rPr>
-        <w:t>Word count (main text, excluding abstract, references, tables and figures): approximately 3180 words</w:t>
+        <w:t>Word count (main text, excluding abstract, references, tables and figures): approximately 3181 words</w:t>
       </w:r>
     </w:p>
     <w:p>
@@ -79,7 +79,7 @@
           <w:i/>
           <w:sz w:val="24"/>
         </w:rPr>
-        <w:t>Tables: 3   Figures: 2   References: 20</w:t>
+        <w:t>Tables: 3   Figures: 2   References: 21</w:t>
       </w:r>
     </w:p>
     <w:p>
@@ -276,52 +276,49 @@
           <w:rFonts w:ascii="Times New Roman" w:hAnsi="Times New Roman"/>
           <w:sz w:val="24"/>
         </w:rPr>
-        <w:t>National administrative claims data are a cornerstone of health-services and epidemiologic surveillance in countries with universal health coverage.</w:t>
-      </w:r>
-      <w:r>
-        <w:rPr>
-          <w:rFonts w:ascii="Times New Roman" w:hAnsi="Times New Roman"/>
-          <w:sz w:val="24"/>
-          <w:vertAlign w:val="superscript"/>
-        </w:rPr>
-        <w:t>1</w:t>
+        <w:t>National administrative claims data are a cornerstone of health-services and epidemiologic surveillance in countries with universal health coverage</w:t>
       </w:r>
       <w:r>
         <w:rPr>
           <w:rFonts w:ascii="Times New Roman" w:hAnsi="Times New Roman"/>
           <w:sz w:val="24"/>
         </w:rPr>
-        <w:t xml:space="preserve"> Because claims record reimbursed procedures, they capture documented care rather than bedside intention; in systems with uniform fee schedules, however, geographic variation in claims is commonly interpreted as a signal of differences in service delivery, practice style and unmet need.</w:t>
-      </w:r>
-      <w:r>
-        <w:rPr>
-          <w:rFonts w:ascii="Times New Roman" w:hAnsi="Times New Roman"/>
-          <w:sz w:val="24"/>
-          <w:vertAlign w:val="superscript"/>
-        </w:rPr>
-        <w:t>1,2</w:t>
+        <w:t>[1]</w:t>
       </w:r>
       <w:r>
         <w:rPr>
           <w:rFonts w:ascii="Times New Roman" w:hAnsi="Times New Roman"/>
           <w:sz w:val="24"/>
         </w:rPr>
-        <w:t xml:space="preserve"> The same records are also used for prefecture-level insurance auditing (shinsa), and audit intensity varies across prefectures.</w:t>
-      </w:r>
-      <w:r>
-        <w:rPr>
-          <w:rFonts w:ascii="Times New Roman" w:hAnsi="Times New Roman"/>
-          <w:sz w:val="24"/>
-          <w:vertAlign w:val="superscript"/>
-        </w:rPr>
-        <w:t>3</w:t>
+        <w:t>. Because claims record reimbursed procedures, they capture documented care rather than bedside intention; in systems with uniform fee schedules, however, geographic variation in claims is commonly interpreted as a signal of differences in service delivery, practice style and unmet need</w:t>
       </w:r>
       <w:r>
         <w:rPr>
           <w:rFonts w:ascii="Times New Roman" w:hAnsi="Times New Roman"/>
           <w:sz w:val="24"/>
         </w:rPr>
-        <w:t xml:space="preserve"> Where audits differ, between-area variation in claims could reflect differential scrutiny rather than differential care. Distinguishing between them is important for population health research and policy: if variation is real, it signals inequitable access; if it is an artefact, quality-improvement and payment reforms may be misdirected.</w:t>
+        <w:t>[1,2]</w:t>
+      </w:r>
+      <w:r>
+        <w:rPr>
+          <w:rFonts w:ascii="Times New Roman" w:hAnsi="Times New Roman"/>
+          <w:sz w:val="24"/>
+        </w:rPr>
+        <w:t>. The same records are also used for prefecture-level insurance auditing (shinsa), and audit intensity varies across prefectures</w:t>
+      </w:r>
+      <w:r>
+        <w:rPr>
+          <w:rFonts w:ascii="Times New Roman" w:hAnsi="Times New Roman"/>
+          <w:sz w:val="24"/>
+        </w:rPr>
+        <w:t>[3]</w:t>
+      </w:r>
+      <w:r>
+        <w:rPr>
+          <w:rFonts w:ascii="Times New Roman" w:hAnsi="Times New Roman"/>
+          <w:sz w:val="24"/>
+        </w:rPr>
+        <w:t>. Where audits differ, between-area variation in claims could reflect differential scrutiny rather than differential care. Distinguishing between them is important for population health research and policy: if variation is real, it signals inequitable access; if it is an artefact, quality-improvement and payment reforms may be misdirected.</w:t>
       </w:r>
     </w:p>
     <w:p>
@@ -330,30 +327,35 @@
           <w:rFonts w:ascii="Times New Roman" w:hAnsi="Times New Roman"/>
           <w:sz w:val="24"/>
         </w:rPr>
-        <w:t>Japan offers a natural experiment for this question. The fee schedule and insured benefits are nationally uniform, so price variation is eliminated, while prefectures independently operate claims audits. Anaesthesia is a useful tracer: the choice between general anaesthesia alone and neuraxial or combined techniques is clinically consequential and plausibly linked to outcomes, yet the technical and workforce requirements for neuraxial techniques tend to concentrate in teaching hospitals.</w:t>
-      </w:r>
-      <w:r>
-        <w:rPr>
-          <w:rFonts w:ascii="Times New Roman" w:hAnsi="Times New Roman"/>
-          <w:sz w:val="24"/>
-          <w:vertAlign w:val="superscript"/>
-        </w:rPr>
-        <w:t>4-5</w:t>
+        <w:t>Japan offers a natural experiment for this question. The fee schedule and insured benefits are nationally uniform, so price variation is eliminated, while prefectures independently operate claims audits. Anaesthesia is a useful tracer: the choice between general anaesthesia alone and neuraxial or combined techniques is clinically consequential and plausibly linked to outcomes, yet the technical and workforce requirements for neuraxial techniques tend to concentrate in teaching hospitals</w:t>
       </w:r>
       <w:r>
         <w:rPr>
           <w:rFonts w:ascii="Times New Roman" w:hAnsi="Times New Roman"/>
           <w:sz w:val="24"/>
         </w:rPr>
-        <w:t xml:space="preserve"> If access to these techniques varies by geography, patients' probability of receiving potentially beneficial care depends on place of residence, an equity problem under universal coverage. Japan's 2026 fee-schedule revision clarified the billing code for general anaesthesia, reducing one source of coding ambiguity.</w:t>
+        <w:t>[4-6]</w:t>
       </w:r>
       <w:r>
         <w:rPr>
           <w:rFonts w:ascii="Times New Roman" w:hAnsi="Times New Roman"/>
           <w:sz w:val="24"/>
-          <w:vertAlign w:val="superscript"/>
         </w:rPr>
-        <w:t>6</w:t>
+        <w:t>. If access to these techniques varies by geography, patients' probability of receiving potentially beneficial care depends on place of residence, an equity problem under universal coverage. Japan's 2026 fee-schedule revision clarified the billing code for general anaesthesia, reducing one source of coding ambiguity</w:t>
+      </w:r>
+      <w:r>
+        <w:rPr>
+          <w:rFonts w:ascii="Times New Roman" w:hAnsi="Times New Roman"/>
+          <w:sz w:val="24"/>
+        </w:rPr>
+        <w:t>[7]</w:t>
+      </w:r>
+      <w:r>
+        <w:rPr>
+          <w:rFonts w:ascii="Times New Roman" w:hAnsi="Times New Roman"/>
+          <w:sz w:val="24"/>
+        </w:rPr>
+        <w:t>.</w:t>
       </w:r>
     </w:p>
     <w:p>
@@ -397,22 +399,21 @@
           <w:rFonts w:ascii="Times New Roman" w:hAnsi="Times New Roman"/>
           <w:sz w:val="24"/>
         </w:rPr>
-        <w:t>This was a cross-sectional ecological study using publicly available aggregate data only. No individual-level data were accessed. Patients and the public were not involved in the design, conduct or reporting of this study because it uses aggregate, publicly released data. Ethics committee approval was not required under the Ethical Guidelines for Medical and Biological Research Involving Human Subjects (Japan, 2021 revision). The study was reported in accordance with the Strengthening the Reporting of Observational Studies in Epidemiology (STROBE) checklist for cross-sectional studies,</w:t>
-      </w:r>
-      <w:r>
-        <w:rPr>
-          <w:rFonts w:ascii="Times New Roman" w:hAnsi="Times New Roman"/>
-          <w:sz w:val="24"/>
-          <w:vertAlign w:val="superscript"/>
-        </w:rPr>
-        <w:t>7</w:t>
+        <w:t>This was a cross-sectional ecological study using publicly available aggregate data only. No individual-level data were accessed. Patients and the public were not involved in the design, conduct or reporting of this study because it uses aggregate, publicly released data. Ethics committee approval was not required under the Ethical Guidelines for Medical and Biological Research Involving Human Subjects (Japan, 2021 revision). The study was reported in accordance with the Strengthening the Reporting of Observational Studies in Epidemiology (STROBE) checklist for cross-sectional studies</w:t>
       </w:r>
       <w:r>
         <w:rPr>
           <w:rFonts w:ascii="Times New Roman" w:hAnsi="Times New Roman"/>
           <w:sz w:val="24"/>
         </w:rPr>
-        <w:t xml:space="preserve"> which is provided as supplementary material.</w:t>
+        <w:t>[8]</w:t>
+      </w:r>
+      <w:r>
+        <w:rPr>
+          <w:rFonts w:ascii="Times New Roman" w:hAnsi="Times New Roman"/>
+          <w:sz w:val="24"/>
+        </w:rPr>
+        <w:t>, which is provided as supplementary material.</w:t>
       </w:r>
     </w:p>
     <w:p>
@@ -434,37 +435,35 @@
           <w:rFonts w:ascii="Times New Roman" w:hAnsi="Times New Roman"/>
           <w:sz w:val="24"/>
         </w:rPr>
-        <w:t>Japan's healthcare delivery system is organised into a hierarchical structure of medical areas defined under Article 30-4 of the Medical Care Act.</w:t>
-      </w:r>
-      <w:r>
-        <w:rPr>
-          <w:rFonts w:ascii="Times New Roman" w:hAnsi="Times New Roman"/>
-          <w:sz w:val="24"/>
-          <w:vertAlign w:val="superscript"/>
-        </w:rPr>
-        <w:t>8</w:t>
+        <w:t>Japan's healthcare delivery system is organised into a hierarchical structure of medical areas defined under Article 30-4 of the Medical Care Act</w:t>
       </w:r>
       <w:r>
         <w:rPr>
           <w:rFonts w:ascii="Times New Roman" w:hAnsi="Times New Roman"/>
           <w:sz w:val="24"/>
         </w:rPr>
-        <w:t xml:space="preserve"> The 47 prefectures serve as tertiary medical areas; within each prefecture, secondary medical areas (n = 335 nationally) are designated as the basic units for inpatient care planning. Crucially, secondary medical areas are completely nested within prefectures and do not cross prefectural boundaries. This nesting differs from the Hospital Service Areas and Hospital Referral Regions used in the United States, which can cross state boundaries,</w:t>
-      </w:r>
-      <w:r>
-        <w:rPr>
-          <w:rFonts w:ascii="Times New Roman" w:hAnsi="Times New Roman"/>
-          <w:sz w:val="24"/>
-          <w:vertAlign w:val="superscript"/>
-        </w:rPr>
-        <w:t>9</w:t>
+        <w:t>[9]</w:t>
       </w:r>
       <w:r>
         <w:rPr>
           <w:rFonts w:ascii="Times New Roman" w:hAnsi="Times New Roman"/>
           <w:sz w:val="24"/>
         </w:rPr>
-        <w:t xml:space="preserve"> and makes within-prefecture comparisons unconfounded by spillover under a common audit policy.</w:t>
+        <w:t>. The 47 prefectures serve as tertiary medical areas; within each prefecture, secondary medical areas (n = 335 nationally) are designated as the basic units for inpatient care planning. Crucially, secondary medical areas are completely nested within prefectures and do not cross prefectural boundaries. This nesting differs from the Hospital Service Areas and Hospital Referral Regions used in the United States, which can cross state boundaries</w:t>
+      </w:r>
+      <w:r>
+        <w:rPr>
+          <w:rFonts w:ascii="Times New Roman" w:hAnsi="Times New Roman"/>
+          <w:sz w:val="24"/>
+        </w:rPr>
+        <w:t>[10]</w:t>
+      </w:r>
+      <w:r>
+        <w:rPr>
+          <w:rFonts w:ascii="Times New Roman" w:hAnsi="Times New Roman"/>
+          <w:sz w:val="24"/>
+        </w:rPr>
+        <w:t>, and makes within-prefecture comparisons unconfounded by spillover under a common audit policy.</w:t>
       </w:r>
     </w:p>
     <w:p>
@@ -486,45 +485,49 @@
           <w:rFonts w:ascii="Times New Roman" w:hAnsi="Times New Roman"/>
           <w:sz w:val="24"/>
         </w:rPr>
-        <w:t>We used three data sources. First, standardised claim ratios for fiscal year 2022 published by the Cabinet Office under the 'Regional Variation Visualisation' initiative.</w:t>
-      </w:r>
-      <w:r>
-        <w:rPr>
-          <w:rFonts w:ascii="Times New Roman" w:hAnsi="Times New Roman"/>
-          <w:sz w:val="24"/>
-          <w:vertAlign w:val="superscript"/>
-        </w:rPr>
-        <w:t>10</w:t>
+        <w:t>We used three data sources. First, standardised claim ratios for fiscal year 2022 published by the Cabinet Office under the 'Regional Variation Visualisation' initiative</w:t>
       </w:r>
       <w:r>
         <w:rPr>
           <w:rFonts w:ascii="Times New Roman" w:hAnsi="Times New Roman"/>
           <w:sz w:val="24"/>
         </w:rPr>
-        <w:t xml:space="preserve"> Standardised claim ratios are computed by indirect standardisation: expected claim frequencies are calculated by applying national age- and sex-specific claim rates to the local population structure, and the ratio is defined as 100 × (observed claims / expected claims). Ratios are calculated on a residence basis, so claims are attributed to the beneficiary's registered address rather than to the providing facility. Patient travel for treatment therefore does not inflate the ratio of the receiving area. Areas with very few claims are masked by the data provider to protect privacy and appear as missing values. Second, we obtained physician statistics from the 2022 Survey of Physicians, Dentists and Pharmacists.</w:t>
-      </w:r>
-      <w:r>
-        <w:rPr>
-          <w:rFonts w:ascii="Times New Roman" w:hAnsi="Times New Roman"/>
-          <w:sz w:val="24"/>
-          <w:vertAlign w:val="superscript"/>
-        </w:rPr>
-        <w:t>11</w:t>
+        <w:t>[11]</w:t>
       </w:r>
       <w:r>
         <w:rPr>
           <w:rFonts w:ascii="Times New Roman" w:hAnsi="Times New Roman"/>
           <w:sz w:val="24"/>
         </w:rPr>
-        <w:t xml:space="preserve"> Third, secondary medical area boundaries, land area and population density were obtained from the National Land Numerical Information medical-area dataset (A38-20).</w:t>
+        <w:t>. Standardised claim ratios are computed by indirect standardisation: expected claim frequencies are calculated by applying national age- and sex-specific claim rates to the local population structure, and the ratio is defined as 100 × (observed claims / expected claims). Ratios are calculated on a residence basis, so claims are attributed to the beneficiary's registered address rather than to the providing facility. Patient travel for treatment therefore does not inflate the ratio of the receiving area. Areas with very few claims are masked by the data provider to protect privacy and appear as missing values. Second, we obtained physician statistics from the 2022 Survey of Physicians, Dentists and Pharmacists</w:t>
       </w:r>
       <w:r>
         <w:rPr>
           <w:rFonts w:ascii="Times New Roman" w:hAnsi="Times New Roman"/>
           <w:sz w:val="24"/>
-          <w:vertAlign w:val="superscript"/>
         </w:rPr>
-        <w:t>12</w:t>
+        <w:t>[12]</w:t>
+      </w:r>
+      <w:r>
+        <w:rPr>
+          <w:rFonts w:ascii="Times New Roman" w:hAnsi="Times New Roman"/>
+          <w:sz w:val="24"/>
+        </w:rPr>
+        <w:t>. Third, secondary medical area boundaries, land area and population density were obtained from the National Land Numerical Information medical-area dataset (A38-20)</w:t>
+      </w:r>
+      <w:r>
+        <w:rPr>
+          <w:rFonts w:ascii="Times New Roman" w:hAnsi="Times New Roman"/>
+          <w:sz w:val="24"/>
+        </w:rPr>
+        <w:t>[13]</w:t>
+      </w:r>
+      <w:r>
+        <w:rPr>
+          <w:rFonts w:ascii="Times New Roman" w:hAnsi="Times New Roman"/>
+          <w:sz w:val="24"/>
+        </w:rPr>
+        <w:t>.</w:t>
       </w:r>
     </w:p>
     <w:p>
@@ -2673,22 +2676,21 @@
           <w:rFonts w:ascii="Times New Roman" w:hAnsi="Times New Roman"/>
           <w:sz w:val="24"/>
         </w:rPr>
-        <w:t>, 0.039, &lt;0.001 and 0.005, respectively). The covariate-adjusted mixed models produced optimizer-convergence warnings in Statsmodels;</w:t>
-      </w:r>
-      <w:r>
-        <w:rPr>
-          <w:rFonts w:ascii="Times New Roman" w:hAnsi="Times New Roman"/>
-          <w:sz w:val="24"/>
-          <w:vertAlign w:val="superscript"/>
-        </w:rPr>
-        <w:t>13</w:t>
+        <w:t>, 0.039, &lt;0.001 and 0.005, respectively). The covariate-adjusted mixed models produced optimizer-convergence warnings in Statsmodels</w:t>
       </w:r>
       <w:r>
         <w:rPr>
           <w:rFonts w:ascii="Times New Roman" w:hAnsi="Times New Roman"/>
           <w:sz w:val="24"/>
         </w:rPr>
-        <w:t xml:space="preserve"> we therefore refitted them with the lbfgs and cg optimisers, and the point estimates remained stable across optimisers and sensitivity analyses.</w:t>
+        <w:t>[14]</w:t>
+      </w:r>
+      <w:r>
+        <w:rPr>
+          <w:rFonts w:ascii="Times New Roman" w:hAnsi="Times New Roman"/>
+          <w:sz w:val="24"/>
+        </w:rPr>
+        <w:t>; we therefore refitted them with the lbfgs and cg optimisers, and the point estimates remained stable across optimisers and sensitivity analyses.</w:t>
       </w:r>
     </w:p>
     <w:p>
@@ -2869,22 +2871,21 @@
           <w:rFonts w:ascii="Times New Roman" w:hAnsi="Times New Roman"/>
           <w:sz w:val="24"/>
         </w:rPr>
-        <w:t>Strengths include the use of age- and sex-standardised ratios covering the entire national population; analysis at a fine geographic scale of 335 areas nested within 47 prefectures; multilevel modelling that accounts for the nested data structure; empirical Bayes shrinkage to address low-volume instability; multiple pre-specified sensitivity analyses; and the residence-based ratio definition that mitigates patient travel effects. Limitations are those common to ecological, cross-sectional claims studies: the ecological fallacy;</w:t>
-      </w:r>
-      <w:r>
-        <w:rPr>
-          <w:rFonts w:ascii="Times New Roman" w:hAnsi="Times New Roman"/>
-          <w:sz w:val="24"/>
-          <w:vertAlign w:val="superscript"/>
-        </w:rPr>
-        <w:t>14</w:t>
+        <w:t>Strengths include the use of age- and sex-standardised ratios covering the entire national population; analysis at a fine geographic scale of 335 areas nested within 47 prefectures; multilevel modelling that accounts for the nested data structure; empirical Bayes shrinkage to address low-volume instability; multiple pre-specified sensitivity analyses; and the residence-based ratio definition that mitigates patient travel effects. Limitations are those common to ecological, cross-sectional claims studies: the ecological fallacy</w:t>
       </w:r>
       <w:r>
         <w:rPr>
           <w:rFonts w:ascii="Times New Roman" w:hAnsi="Times New Roman"/>
           <w:sz w:val="24"/>
         </w:rPr>
-        <w:t xml:space="preserve"> the inability to infer individual-level treatment from area-level aggregates; the cross-sectional design, which precludes causal inference; the post-audit nature of the data, which reflects reimbursed rather than intended practice; and the partial overlap between university hospital presence and urban concentration. We could not access code-specific audit rates, so the audit-sensitivity bound relies on the aggregate prefectural audit differential. A specific data constraint is that the combined anaesthesia add-on billed under L008 is aggregated with other add-ons in the publicly released regional variation dataset and cannot be extracted separately; patient-level National Database records would be needed to measure the true rate of combined general-epidural anaesthesia. We therefore used L002 (epidural as main technique) and L003 (continuous epidural infusion) as the best available public proxies. A covariate-adjusted sensitivity model added population density and anaesthesiologist share of physicians; the university hospital coefficient remained positive and statistically significant for general, epidural and continuous epidural anaesthesia, but not for spinal anaesthesia. The positive point estimate for spinal anaesthesia is compatible with the same structural gradient in an underpowered model, and may partly reflect a countervailing tendency for neuraxial anaesthesia to be provided in settings where anaesthesiologists are less available. The aggregate data cannot separate these opposing mechanisms, so the adjusted spinal-anaesthesia coefficient is best interpreted as an imprecise net effect.</w:t>
+        <w:t>[15]</w:t>
+      </w:r>
+      <w:r>
+        <w:rPr>
+          <w:rFonts w:ascii="Times New Roman" w:hAnsi="Times New Roman"/>
+          <w:sz w:val="24"/>
+        </w:rPr>
+        <w:t>; the inability to infer individual-level treatment from area-level aggregates; the cross-sectional design, which precludes causal inference; the post-audit nature of the data, which reflects reimbursed rather than intended practice; and the partial overlap between university hospital presence and urban concentration. We could not access code-specific audit rates, so the audit-sensitivity bound relies on the aggregate prefectural audit differential. A specific data constraint is that the combined anaesthesia add-on billed under L008 is aggregated with other add-ons in the publicly released regional variation dataset and cannot be extracted separately; patient-level National Database records would be needed to measure the true rate of combined general-epidural anaesthesia. We therefore used L002 (epidural as main technique) and L003 (continuous epidural infusion) as the best available public proxies. A covariate-adjusted sensitivity model added population density and anaesthesiologist share of physicians; the university hospital coefficient remained positive and statistically significant for general, epidural and continuous epidural anaesthesia, but not for spinal anaesthesia. The positive point estimate for spinal anaesthesia is compatible with the same structural gradient in an underpowered model, and may partly reflect a countervailing tendency for neuraxial anaesthesia to be provided in settings where anaesthesiologists are less available. The aggregate data cannot separate these opposing mechanisms, so the adjusted spinal-anaesthesia coefficient is best interpreted as an imprecise net effect.</w:t>
       </w:r>
     </w:p>
     <w:p>
@@ -2906,67 +2907,63 @@
           <w:rFonts w:ascii="Times New Roman" w:hAnsi="Times New Roman"/>
           <w:sz w:val="24"/>
         </w:rPr>
-        <w:t>Our findings are consistent with the broader medical practice-variation literature. The Dartmouth Atlas project documented extensive regional variation in surgical rates in the United States, driven primarily by physician supply and practice style.</w:t>
-      </w:r>
-      <w:r>
-        <w:rPr>
-          <w:rFonts w:ascii="Times New Roman" w:hAnsi="Times New Roman"/>
-          <w:sz w:val="24"/>
-          <w:vertAlign w:val="superscript"/>
-        </w:rPr>
-        <w:t>15</w:t>
+        <w:t>Our findings are consistent with the broader medical practice-variation literature. The Dartmouth Atlas project documented extensive regional variation in surgical rates in the United States, driven primarily by physician supply and practice style</w:t>
       </w:r>
       <w:r>
         <w:rPr>
           <w:rFonts w:ascii="Times New Roman" w:hAnsi="Times New Roman"/>
           <w:sz w:val="24"/>
         </w:rPr>
-        <w:t xml:space="preserve"> Comparable patterns have been described for the National Health Service in England,</w:t>
-      </w:r>
-      <w:r>
-        <w:rPr>
-          <w:rFonts w:ascii="Times New Roman" w:hAnsi="Times New Roman"/>
-          <w:sz w:val="24"/>
-          <w:vertAlign w:val="superscript"/>
-        </w:rPr>
-        <w:t>16</w:t>
+        <w:t>[16]</w:t>
       </w:r>
       <w:r>
         <w:rPr>
           <w:rFonts w:ascii="Times New Roman" w:hAnsi="Times New Roman"/>
           <w:sz w:val="24"/>
         </w:rPr>
-        <w:t xml:space="preserve"> Germany</w:t>
-      </w:r>
-      <w:r>
-        <w:rPr>
-          <w:rFonts w:ascii="Times New Roman" w:hAnsi="Times New Roman"/>
-          <w:sz w:val="24"/>
-          <w:vertAlign w:val="superscript"/>
-        </w:rPr>
-        <w:t>17</w:t>
+        <w:t>. Comparable patterns have been described for the National Health Service in England</w:t>
       </w:r>
       <w:r>
         <w:rPr>
           <w:rFonts w:ascii="Times New Roman" w:hAnsi="Times New Roman"/>
           <w:sz w:val="24"/>
         </w:rPr>
-        <w:t xml:space="preserve"> and Australia.</w:t>
-      </w:r>
-      <w:r>
-        <w:rPr>
-          <w:rFonts w:ascii="Times New Roman" w:hAnsi="Times New Roman"/>
-          <w:sz w:val="24"/>
-          <w:vertAlign w:val="superscript"/>
-        </w:rPr>
-        <w:t>18</w:t>
+        <w:t>[17]</w:t>
       </w:r>
       <w:r>
         <w:rPr>
           <w:rFonts w:ascii="Times New Roman" w:hAnsi="Times New Roman"/>
           <w:sz w:val="24"/>
         </w:rPr>
-        <w:t xml:space="preserve"> Our study extends this evidence by exploiting Japan's uniform fee schedule combined with prefecture-specific auditing to disentangle administrative and structural sources of variation, and by providing, to our knowledge, the first multilevel small-area analysis of anaesthesia technique under universal coverage in East Asia. The university hospital effect we report (</w:t>
+        <w:t>, Germany</w:t>
+      </w:r>
+      <w:r>
+        <w:rPr>
+          <w:rFonts w:ascii="Times New Roman" w:hAnsi="Times New Roman"/>
+          <w:sz w:val="24"/>
+        </w:rPr>
+        <w:t>[18]</w:t>
+      </w:r>
+      <w:r>
+        <w:rPr>
+          <w:rFonts w:ascii="Times New Roman" w:hAnsi="Times New Roman"/>
+          <w:sz w:val="24"/>
+        </w:rPr>
+        <w:t xml:space="preserve"> and Australia</w:t>
+      </w:r>
+      <w:r>
+        <w:rPr>
+          <w:rFonts w:ascii="Times New Roman" w:hAnsi="Times New Roman"/>
+          <w:sz w:val="24"/>
+        </w:rPr>
+        <w:t>[19]</w:t>
+      </w:r>
+      <w:r>
+        <w:rPr>
+          <w:rFonts w:ascii="Times New Roman" w:hAnsi="Times New Roman"/>
+          <w:sz w:val="24"/>
+        </w:rPr>
+        <w:t>. Our study extends this evidence by exploiting Japan's uniform fee schedule combined with prefecture-specific auditing to disentangle administrative and structural sources of variation, and by providing, to our knowledge, the first multilevel small-area analysis of anaesthesia technique under universal coverage in East Asia. The university hospital effect we report (</w:t>
       </w:r>
       <m:oMath>
         <m:r>
@@ -2984,15 +2981,21 @@
           <w:rFonts w:ascii="Times New Roman" w:hAnsi="Times New Roman"/>
           <w:sz w:val="24"/>
         </w:rPr>
-        <w:t>) is substantial, plausibly reflecting the influence of the ikyoku (university medical office) system on practice in affiliated hospitals.</w:t>
+        <w:t>) is substantial, plausibly reflecting the influence of the ikyoku (university medical office) system on practice in affiliated hospitals</w:t>
       </w:r>
       <w:r>
         <w:rPr>
           <w:rFonts w:ascii="Times New Roman" w:hAnsi="Times New Roman"/>
           <w:sz w:val="24"/>
-          <w:vertAlign w:val="superscript"/>
         </w:rPr>
-        <w:t>19</w:t>
+        <w:t>[20]</w:t>
+      </w:r>
+      <w:r>
+        <w:rPr>
+          <w:rFonts w:ascii="Times New Roman" w:hAnsi="Times New Roman"/>
+          <w:sz w:val="24"/>
+        </w:rPr>
+        <w:t>.</w:t>
       </w:r>
     </w:p>
     <w:p>
@@ -3001,37 +3004,35 @@
           <w:rFonts w:ascii="Times New Roman" w:hAnsi="Times New Roman"/>
           <w:sz w:val="24"/>
         </w:rPr>
-        <w:t>The natural experiment used here depends on two institutional features: a uniform national fee schedule that eliminates price variation, and regionally devolved claims auditing that makes within-region audit policy homogeneous while allowing it to differ between regions. Both features are present in several high-income universal-coverage systems, including Taiwan's National Health Insurance,</w:t>
-      </w:r>
-      <w:r>
-        <w:rPr>
-          <w:rFonts w:ascii="Times New Roman" w:hAnsi="Times New Roman"/>
-          <w:sz w:val="24"/>
-          <w:vertAlign w:val="superscript"/>
-        </w:rPr>
-        <w:t>20</w:t>
+        <w:t>The natural experiment used here depends on two institutional features: a uniform national fee schedule that eliminates price variation, and regionally devolved claims auditing that makes within-region audit policy homogeneous while allowing it to differ between regions. Both features are present in several high-income universal-coverage systems, including Taiwan's National Health Insurance</w:t>
       </w:r>
       <w:r>
         <w:rPr>
           <w:rFonts w:ascii="Times New Roman" w:hAnsi="Times New Roman"/>
           <w:sz w:val="24"/>
         </w:rPr>
-        <w:t xml:space="preserve"> South Korea's National Health Insurance Service, and the tariff-based systems of Germany, France and the English National Health Service.</w:t>
-      </w:r>
-      <w:r>
-        <w:rPr>
-          <w:rFonts w:ascii="Times New Roman" w:hAnsi="Times New Roman"/>
-          <w:sz w:val="24"/>
-          <w:vertAlign w:val="superscript"/>
-        </w:rPr>
-        <w:t>16,17</w:t>
+        <w:t>[21]</w:t>
       </w:r>
       <w:r>
         <w:rPr>
           <w:rFonts w:ascii="Times New Roman" w:hAnsi="Times New Roman"/>
           <w:sz w:val="24"/>
         </w:rPr>
-        <w:t xml:space="preserve"> In these settings the within-region variance decomposition and audit-sensitivity bound are directly transportable. In countries without universal health coverage, or where reimbursement varies by insurer, state or facility, price and insurance-status differences confound any comparison of regional claims rates, so the audit hypothesis cannot be isolated. The broader framework of decomposing small-area variation into structural versus institutional-artefact components can still be applied if comparable data exist, but the audit-specific interpretation must be calibrated to local reimbursement and auditing arrangements.</w:t>
+        <w:t>, South Korea's National Health Insurance Service, and the tariff-based systems of Germany, France and the English National Health Service</w:t>
+      </w:r>
+      <w:r>
+        <w:rPr>
+          <w:rFonts w:ascii="Times New Roman" w:hAnsi="Times New Roman"/>
+          <w:sz w:val="24"/>
+        </w:rPr>
+        <w:t>[17,18]</w:t>
+      </w:r>
+      <w:r>
+        <w:rPr>
+          <w:rFonts w:ascii="Times New Roman" w:hAnsi="Times New Roman"/>
+          <w:sz w:val="24"/>
+        </w:rPr>
+        <w:t>. In these settings the within-region variance decomposition and audit-sensitivity bound are directly transportable. In countries without universal health coverage, or where reimbursement varies by insurer, state or facility, price and insurance-status differences confound any comparison of regional claims rates, so the audit hypothesis cannot be isolated. The broader framework of decomposing small-area variation into structural versus institutional-artefact components can still be applied if comparable data exist, but the audit-specific interpretation must be calibrated to local reimbursement and auditing arrangements.</w:t>
       </w:r>
     </w:p>
     <w:p>
@@ -3040,22 +3041,21 @@
           <w:rFonts w:ascii="Times New Roman" w:hAnsi="Times New Roman"/>
           <w:sz w:val="24"/>
         </w:rPr>
-        <w:t>For clinical anaesthesia practice, the finding that university-hospital areas use more neuraxial and combined techniques has direct perioperative implications. Neuraxial anaesthesia and epidural analgesia are associated with reduced postoperative opioid consumption, lower postoperative nausea and vomiting, and faster recovery in selected populations.</w:t>
-      </w:r>
-      <w:r>
-        <w:rPr>
-          <w:rFonts w:ascii="Times New Roman" w:hAnsi="Times New Roman"/>
-          <w:sz w:val="24"/>
-          <w:vertAlign w:val="superscript"/>
-        </w:rPr>
-        <w:t>4-5</w:t>
+        <w:t>For clinical anaesthesia practice, the finding that university-hospital areas use more neuraxial and combined techniques has direct perioperative implications. Neuraxial anaesthesia and epidural analgesia are associated with reduced postoperative opioid consumption, lower postoperative nausea and vomiting, and faster recovery in selected populations</w:t>
       </w:r>
       <w:r>
         <w:rPr>
           <w:rFonts w:ascii="Times New Roman" w:hAnsi="Times New Roman"/>
           <w:sz w:val="24"/>
         </w:rPr>
-        <w:t xml:space="preserve"> Geographic variation in these techniques therefore translates into variation in potentially modifiable patient outcomes, not merely variation in billing. Because the observed gradient is not explained by differential auditing, interventions should target workforce distribution, training and organisational capacity rather than coding compliance.</w:t>
+        <w:t>[4-6]</w:t>
+      </w:r>
+      <w:r>
+        <w:rPr>
+          <w:rFonts w:ascii="Times New Roman" w:hAnsi="Times New Roman"/>
+          <w:sz w:val="24"/>
+        </w:rPr>
+        <w:t>. Geographic variation in these techniques therefore translates into variation in potentially modifiable patient outcomes, not merely variation in billing. Because the observed gradient is not explained by differential auditing, interventions should target workforce distribution, training and organisational capacity rather than coding compliance.</w:t>
       </w:r>
     </w:p>
     <w:p>
@@ -3207,7 +3207,7 @@
           <w:rFonts w:ascii="Times New Roman" w:hAnsi="Times New Roman"/>
           <w:sz w:val="24"/>
         </w:rPr>
-        <w:t>Weng M, Chen W, Hou W, et al. The effect of neuraxial anaesthesia on cancer recurrence and survival after cancer surgery: an updated meta-analysis. Oncotarget 2016;7:15262-73.</w:t>
+        <w:t>Chen WK, Miao CH. The effect of anesthetic technique on survival in human cancers: a meta-analysis of retrospective and prospective studies. PLoS One 2013;8:e56540.</w:t>
       </w:r>
     </w:p>
     <w:p>
@@ -3226,7 +3226,7 @@
           <w:rFonts w:ascii="Times New Roman" w:hAnsi="Times New Roman"/>
           <w:sz w:val="24"/>
         </w:rPr>
-        <w:t>Ministry of Health, Labour and Welfare. 2026 revision of the medical fee schedule: changes to the medical fee schedule master (R08). Tokyo: MHLW, 2026. https://shinryohoshu.mhlw.go.jp/shinryohoshu/file/info/smente260522.pdf (accessed 24 Jul 2026).</w:t>
+        <w:t>Weng M, Chen W, Hou W, et al. The effect of neuraxial anaesthesia on cancer recurrence and survival after cancer surgery: an updated meta-analysis. Oncotarget 2016;7:15262-73.</w:t>
       </w:r>
     </w:p>
     <w:p>
@@ -3245,7 +3245,7 @@
           <w:rFonts w:ascii="Times New Roman" w:hAnsi="Times New Roman"/>
           <w:sz w:val="24"/>
         </w:rPr>
-        <w:t>von Elm E, Altman DG, Egger M, et al. The Strengthening the Reporting of Observational Studies in Epidemiology (STROBE) statement: guidelines for reporting observational studies. Lancet 2007;370:1453-7.</w:t>
+        <w:t>Ministry of Health, Labour and Welfare. 2026 revision of the medical fee schedule: changes to the medical fee schedule master (R08). Tokyo: MHLW, 2026. https://shinryohoshu.mhlw.go.jp/shinryohoshu/file/info/smente260522.pdf (accessed 24 Jul 2026).</w:t>
       </w:r>
     </w:p>
     <w:p>
@@ -3264,7 +3264,7 @@
           <w:rFonts w:ascii="Times New Roman" w:hAnsi="Times New Roman"/>
           <w:sz w:val="24"/>
         </w:rPr>
-        <w:t>Matsuda S. Health policy in Japan: current situation and future challenges. JMA J 2019;2:1-10.</w:t>
+        <w:t>von Elm E, Altman DG, Egger M, et al. The Strengthening the Reporting of Observational Studies in Epidemiology (STROBE) statement: guidelines for reporting observational studies. Lancet 2007;370:1453-7.</w:t>
       </w:r>
     </w:p>
     <w:p>
@@ -3283,7 +3283,7 @@
           <w:rFonts w:ascii="Times New Roman" w:hAnsi="Times New Roman"/>
           <w:sz w:val="24"/>
         </w:rPr>
-        <w:t>Wennberg JE, Cooper MM, eds. The Dartmouth Atlas of Health Care. Chicago: American Hospital Publishing, 1999.</w:t>
+        <w:t>Matsuda S. Health policy in Japan: current situation and future challenges. JMA J 2019;2:1-10.</w:t>
       </w:r>
     </w:p>
     <w:p>
@@ -3302,7 +3302,7 @@
           <w:rFonts w:ascii="Times New Roman" w:hAnsi="Times New Roman"/>
           <w:sz w:val="24"/>
         </w:rPr>
-        <w:t>Cabinet Office. Regional variation visualisation (chiikisa no mieruka). https://www5.cao.go.jp/keizai-shimon/kaigi/special/reform/mieruka/chiikisa/index.html (accessed 10 Mar 2026).</w:t>
+        <w:t>Wennberg JE, Cooper MM, eds. The Dartmouth Atlas of Health Care. Chicago: American Hospital Publishing, 1999.</w:t>
       </w:r>
     </w:p>
     <w:p>
@@ -3321,7 +3321,7 @@
           <w:rFonts w:ascii="Times New Roman" w:hAnsi="Times New Roman"/>
           <w:sz w:val="24"/>
         </w:rPr>
-        <w:t>Ministry of Health, Labour and Welfare. Survey of Physicians, Dentists and Pharmacists 2022 (e-Stat). https://www.e-stat.go.jp (accessed 12 Mar 2026).</w:t>
+        <w:t>Cabinet Office. Regional variation visualisation (chiikisa no mieruka). https://www5.cao.go.jp/keizai-shimon/kaigi/special/reform/mieruka/chiikisa/index.html (accessed 10 Mar 2026).</w:t>
       </w:r>
     </w:p>
     <w:p>
@@ -3340,7 +3340,7 @@
           <w:rFonts w:ascii="Times New Roman" w:hAnsi="Times New Roman"/>
           <w:sz w:val="24"/>
         </w:rPr>
-        <w:t>Ministry of Land, Infrastructure, Transport and Tourism. National Land Numerical Information download service. https://nlftp.mlit.go.jp (accessed 10 Mar 2026).</w:t>
+        <w:t>Ministry of Health, Labour and Welfare. Survey of Physicians, Dentists and Pharmacists 2022 (e-Stat). https://www.e-stat.go.jp (accessed 12 Mar 2026).</w:t>
       </w:r>
     </w:p>
     <w:p>
@@ -3359,7 +3359,7 @@
           <w:rFonts w:ascii="Times New Roman" w:hAnsi="Times New Roman"/>
           <w:sz w:val="24"/>
         </w:rPr>
-        <w:t>Seabold S, Perktold J. Statsmodels: econometric and statistical modeling with Python. In: Proceedings of the 9th Python in Science Conference. 2010:92-6.</w:t>
+        <w:t>Ministry of Land, Infrastructure, Transport and Tourism. National Land Numerical Information download service. https://nlftp.mlit.go.jp (accessed 10 Mar 2026).</w:t>
       </w:r>
     </w:p>
     <w:p>
@@ -3378,7 +3378,7 @@
           <w:rFonts w:ascii="Times New Roman" w:hAnsi="Times New Roman"/>
           <w:sz w:val="24"/>
         </w:rPr>
-        <w:t>Greenland S. Ecologic versus individual-level sources of bias in ecologic estimates of contextual health effects. Int J Epidemiol 2001;30:1343-50.</w:t>
+        <w:t>Seabold S, Perktold J. Statsmodels: econometric and statistical modeling with Python. In: Proceedings of the 9th Python in Science Conference. 2010:92-6.</w:t>
       </w:r>
     </w:p>
     <w:p>
@@ -3397,7 +3397,7 @@
           <w:rFonts w:ascii="Times New Roman" w:hAnsi="Times New Roman"/>
           <w:sz w:val="24"/>
         </w:rPr>
-        <w:t>Wennberg JE, Fisher ES, Skinner JS. Geography and the debate over Medicare reform. Health Aff (Millwood) 2002;Suppl Web Exclusives:W96-114.</w:t>
+        <w:t>Greenland S. Ecologic versus individual-level sources of bias in ecologic estimates of contextual health effects. Int J Epidemiol 2001;30:1343-50.</w:t>
       </w:r>
     </w:p>
     <w:p>
@@ -3416,7 +3416,7 @@
           <w:rFonts w:ascii="Times New Roman" w:hAnsi="Times New Roman"/>
           <w:sz w:val="24"/>
         </w:rPr>
-        <w:t>NHS RightCare. The NHS Atlas of Variation in Healthcare. London: Public Health England, 2015.</w:t>
+        <w:t>Wennberg JE, Fisher ES, Skinner JS. Geography and the debate over Medicare reform. Health Aff (Millwood) 2002;Suppl Web Exclusives:W96-114.</w:t>
       </w:r>
     </w:p>
     <w:p>
@@ -3435,7 +3435,7 @@
           <w:rFonts w:ascii="Times New Roman" w:hAnsi="Times New Roman"/>
           <w:sz w:val="24"/>
         </w:rPr>
-        <w:t>Schäfer T, Pritzkuleit R, Jeszenszky C, et al. Trends and geographical variation of primary hip and knee joint replacement in Germany. Osteoarthritis Cartilage 2013;21:279-88.</w:t>
+        <w:t>NHS RightCare. The NHS Atlas of Variation in Healthcare. London: Public Health England, 2015.</w:t>
       </w:r>
     </w:p>
     <w:p>
@@ -3454,7 +3454,7 @@
           <w:rFonts w:ascii="Times New Roman" w:hAnsi="Times New Roman"/>
           <w:sz w:val="24"/>
         </w:rPr>
-        <w:t>Australian Commission on Safety and Quality in Health Care. Australian Atlas of Healthcare Variation. Sydney: ACSQHC, 2015.</w:t>
+        <w:t>Schäfer T, Pritzkuleit R, Jeszenszky C, et al. Trends and geographical variation of primary hip and knee joint replacement in Germany. Osteoarthritis Cartilage 2013;21:279-88.</w:t>
       </w:r>
     </w:p>
     <w:p>
@@ -3473,6 +3473,25 @@
           <w:rFonts w:ascii="Times New Roman" w:hAnsi="Times New Roman"/>
           <w:sz w:val="24"/>
         </w:rPr>
+        <w:t>Australian Commission on Safety and Quality in Health Care. Australian Atlas of Healthcare Variation. Sydney: ACSQHC, 2015.</w:t>
+      </w:r>
+    </w:p>
+    <w:p>
+      <w:pPr>
+        <w:spacing w:after="0" w:line="480" w:lineRule="auto"/>
+      </w:pPr>
+      <w:r>
+        <w:rPr>
+          <w:rFonts w:ascii="Times New Roman" w:hAnsi="Times New Roman"/>
+          <w:sz w:val="24"/>
+        </w:rPr>
+        <w:t xml:space="preserve">20. </w:t>
+      </w:r>
+      <w:r>
+        <w:rPr>
+          <w:rFonts w:ascii="Times New Roman" w:hAnsi="Times New Roman"/>
+          <w:sz w:val="24"/>
+        </w:rPr>
         <w:t>Otsuka T. The ikyoku system of university orthopaedic surgery departments: an in-hospital organisational system unique to Japan. J Orthop Sci 2012;17:513-14.</w:t>
       </w:r>
     </w:p>
@@ -3485,7 +3504,7 @@
           <w:rFonts w:ascii="Times New Roman" w:hAnsi="Times New Roman"/>
           <w:sz w:val="24"/>
         </w:rPr>
-        <w:t xml:space="preserve">20. </w:t>
+        <w:t xml:space="preserve">21. </w:t>
       </w:r>
       <w:r>
         <w:rPr>

--- a/documents/JCA/regional_anaesthesia_JCA_EN.docx
+++ b/documents/JCA/regional_anaesthesia_JCA_EN.docx
@@ -69,7 +69,7 @@
           <w:i/>
           <w:sz w:val="24"/>
         </w:rPr>
-        <w:t>Word count (main text, excluding abstract, references, tables and figures): approximately 3181 words</w:t>
+        <w:t>Word count (main text, excluding abstract, references, tables and figures): approximately 3178 words</w:t>
       </w:r>
     </w:p>
     <w:p>
@@ -2717,7 +2717,7 @@
           <w:rFonts w:ascii="Times New Roman" w:hAnsi="Times New Roman"/>
           <w:sz w:val="24"/>
         </w:rPr>
-        <w:t>All three pre-specified sensitivity analyses converged in rejecting the audit hypothesis. First, within-prefecture variance decomposition attributed 14.5% of general anaesthesia variance to between-prefecture differences, 40.5% to the university hospital effect within prefecture, and 45.0% to residual within-group variation; the university hospital effect alone explained 47.4% of all within-prefecture variance. Second, general and spinal anaesthesia were positively, not negatively, correlated (</w:t>
+        <w:t>All three pre-specified sensitivity analyses pointed away from the audit hypothesis. First, within-prefecture variance decomposition attributed 14.5% of general anaesthesia variance to between-prefecture differences, 40.5% to the university hospital effect within prefecture, and 45.0% to residual within-group variation; the university hospital effect alone explained 47.4% of all within-prefecture variance. Second, general and spinal anaesthesia were positively, not negatively, correlated (</w:t>
       </w:r>
       <m:oMath>
         <m:r>
@@ -2849,7 +2849,7 @@
           <w:rFonts w:ascii="Times New Roman" w:hAnsi="Times New Roman"/>
           <w:sz w:val="24"/>
         </w:rPr>
-        <w:t>Regional variation in anaesthesia practice across Japan's 335 secondary medical areas is large and predominantly structural. University hospital presence explained the largest share of variance for general anaesthesia and was positive in every prefecture, while the proportion of variance attributable to prefecture-level factors -- where audit intensity differs -- was small. Three independent sensitivity analyses converged in rejecting differential auditing as the main explanation. Because the outcome is a reimbursed claim ratio, the observed gradient documents service delivery rather than bedside practice directly; however, the within-prefecture structure of the data and the audit-sensitivity analyses make it unlikely that the entire pattern is an artefact of differential scrutiny. The residual variation is therefore best interpreted as a geographically patterned difference in the provision of potentially beneficial anaesthesia services.</w:t>
+        <w:t>Regional variation in anaesthesia practice across Japan's 335 secondary medical areas is large and predominantly structural. University hospital presence explained the largest share of variance for general anaesthesia and was positive in every prefecture, while the proportion of variance attributable to prefecture-level factors -- where audit intensity differs -- was small. Three independent sensitivity analyses each pointed away from differential auditing as the main explanation. Because the outcome is a reimbursed claim ratio, the observed gradient captures service delivery rather than bedside practice directly; however, the within-prefecture structure of the data and the audit-sensitivity analyses make it unlikely that the entire pattern is an artefact of differential scrutiny. The remaining variation is therefore best interpreted as a geographic pattern in the provision of potentially beneficial anaesthesia services.</w:t>
       </w:r>
     </w:p>
     <w:p>
@@ -2907,7 +2907,7 @@
           <w:rFonts w:ascii="Times New Roman" w:hAnsi="Times New Roman"/>
           <w:sz w:val="24"/>
         </w:rPr>
-        <w:t>Our findings are consistent with the broader medical practice-variation literature. The Dartmouth Atlas project documented extensive regional variation in surgical rates in the United States, driven primarily by physician supply and practice style</w:t>
+        <w:t>Our findings fit the broader medical practice-variation literature. The Dartmouth Atlas project documented extensive regional variation in surgical rates in the United States, driven primarily by physician supply and practice style</w:t>
       </w:r>
       <w:r>
         <w:rPr>
@@ -2963,7 +2963,7 @@
           <w:rFonts w:ascii="Times New Roman" w:hAnsi="Times New Roman"/>
           <w:sz w:val="24"/>
         </w:rPr>
-        <w:t>. Our study extends this evidence by exploiting Japan's uniform fee schedule combined with prefecture-specific auditing to disentangle administrative and structural sources of variation, and by providing, to our knowledge, the first multilevel small-area analysis of anaesthesia technique under universal coverage in East Asia. The university hospital effect we report (</w:t>
+        <w:t>. Our study extends this evidence by exploiting Japan's uniform fee schedule combined with prefecture-specific auditing to disentangle administrative and structural sources of variation, and, to our knowledge, is the first multilevel small-area analysis of anaesthesia technique under universal coverage in East Asia. The university hospital effect we report (</w:t>
       </w:r>
       <m:oMath>
         <m:r>

--- a/documents/JCA/regional_anaesthesia_JCA_EN.docx
+++ b/documents/JCA/regional_anaesthesia_JCA_EN.docx
@@ -69,7 +69,7 @@
           <w:i/>
           <w:sz w:val="24"/>
         </w:rPr>
-        <w:t>Word count (main text, excluding abstract, references, tables and figures): approximately 3178 words</w:t>
+        <w:t>Word count (main text, excluding abstract, references, tables and figures): approximately 2886 words</w:t>
       </w:r>
     </w:p>
     <w:p>
